--- a/en/wisdom-stories/we-are-rich.docx
+++ b/en/wisdom-stories/we-are-rich.docx
@@ -3,63 +3,101 @@
 <w:document xmlns:wpc="http://schemas.microsoft.com/office/word/2010/wordprocessingCanvas" xmlns:mo="http://schemas.microsoft.com/office/mac/office/2008/main" xmlns:mc="http://schemas.openxmlformats.org/markup-compatibility/2006" xmlns:mv="urn:schemas-microsoft-com:mac:vml" xmlns:o="urn:schemas-microsoft-com:office:office" xmlns:r="http://schemas.openxmlformats.org/officeDocument/2006/relationships" xmlns:m="http://schemas.openxmlformats.org/officeDocument/2006/math" xmlns:v="urn:schemas-microsoft-com:vml" xmlns:wp14="http://schemas.microsoft.com/office/word/2010/wordprocessingDrawing" xmlns:wp="http://schemas.openxmlformats.org/drawingml/2006/wordprocessingDrawing" xmlns:w10="urn:schemas-microsoft-com:office:word" xmlns:w="http://schemas.openxmlformats.org/wordprocessingml/2006/main" xmlns:w14="http://schemas.microsoft.com/office/word/2010/wordml" xmlns:wpg="http://schemas.microsoft.com/office/word/2010/wordprocessingGroup" xmlns:wpi="http://schemas.microsoft.com/office/word/2010/wordprocessingInk" xmlns:wne="http://schemas.microsoft.com/office/word/2006/wordml" xmlns:wps="http://schemas.microsoft.com/office/word/2010/wordprocessingShape" mc:Ignorable="w14 wp14">
   <w:body>
     <w:p>
+      <w:pPr>
+        <w:pStyle w:val="Title"/>
+      </w:pPr>
       <w:r>
         <w:t>We Are Rich</w:t>
       </w:r>
     </w:p>
     <w:p>
+      <w:pPr/>
       <w:r>
         <w:t>Near the end of the fourth century, Emperor Nintoku of Japan climbed a high tower one day and surveyed his country. Seeing not even a wisp of smoke rising, he realized his people were in poverty and that no one could cook at home.</w:t>
       </w:r>
     </w:p>
     <w:p>
+      <w:pPr/>
       <w:r>
-        <w:t>He at once issued a decree ordering the people to work only for themselves for three years. He also sent the palace workers home. Working for themselves and paying no tax, the people came to abundance after three years.</w:t>
+        <w:t>He suspended taxes for three years and ordered that people work for their own households. He even sent the palace workers home. By the end of that time, the people were prospering.</w:t>
       </w:r>
     </w:p>
     <w:p>
+      <w:pPr/>
       <w:r>
         <w:t>Three years later Nintoku climbed the tower again, saw smoke rising on every side, and was sure that hearths were burning across the land. Joyfully he said to the lady beside him:</w:t>
       </w:r>
     </w:p>
     <w:p>
+      <w:pPr>
+        <w:spacing w:after="80"/>
+      </w:pPr>
       <w:r>
-        <w:t>— Now we are rich!</w:t>
+        <w:t>“Now we are rich!”</w:t>
       </w:r>
     </w:p>
     <w:p>
+      <w:pPr/>
       <w:r>
         <w:t>But the empress pointed to the palace, neglected for three years — roof leaking, flowers withered — and asked:</w:t>
       </w:r>
     </w:p>
     <w:p>
+      <w:pPr>
+        <w:spacing w:after="80"/>
+      </w:pPr>
       <w:r>
-        <w:t>— Do you call this wealth?</w:t>
+        <w:t>“You call this wealth?”</w:t>
       </w:r>
     </w:p>
     <w:p>
+      <w:pPr>
+        <w:spacing w:after="80"/>
+      </w:pPr>
       <w:r>
         <w:t>Nintoku’s answer has been remembered by the Japanese for centuries:</w:t>
       </w:r>
     </w:p>
     <w:p>
+      <w:pPr>
+        <w:keepNext/>
+        <w:spacing w:after="80"/>
+      </w:pPr>
       <w:r>
-        <w:t>— Our people’s poverty is our poverty, and their wealth is our wealth.</w:t>
+        <w:t>“When our people are poor, we are poor. When they prosper, so do we.”</w:t>
       </w:r>
     </w:p>
     <w:p>
+      <w:pPr>
+        <w:keepNext/>
+        <w:keepLines/>
+        <w:spacing w:before="160"/>
+      </w:pPr>
       <w:r>
-        <w:t>Moral: True wealth is not in the treasury, but in the people’s well-being. A leader’s greatness lies not in the post, but in the meaning given to that post.</w:t>
+        <w:rPr>
+          <w:b/>
+        </w:rPr>
+        <w:t>Moral:</w:t>
+      </w:r>
+      <w:r>
+        <w:t xml:space="preserve"> True wealth is not in the treasury, but in the people’s well-being. A leader’s greatness lies not in the post, but in the meaning given to that post.</w:t>
       </w:r>
     </w:p>
     <w:p>
+      <w:pPr>
+        <w:spacing w:after="80"/>
+      </w:pPr>
       <w:r>
-        <w:t>The story was obtained from open Internet sources.</w:t>
+        <w:rPr>
+          <w:i/>
+          <w:sz w:val="18"/>
+        </w:rPr>
+        <w:t>Source: Publicly available internet sources.</w:t>
       </w:r>
     </w:p>
     <w:sectPr>
       <w:pgSz w:w="12240" w:h="15840"/>
-      <w:pgMar w:top="1440" w:right="1800" w:bottom="1440" w:left="1800" w:header="720" w:footer="720" w:gutter="0"/>
+      <w:pgMar w:top="1080" w:right="1224" w:bottom="1080" w:left="1224" w:header="720" w:footer="720" w:gutter="0"/>
       <w:cols w:space="720"/>
       <w:docGrid w:linePitch="360"/>
     </w:sectPr>
@@ -430,6 +468,16 @@
     <w:name w:val="Normal"/>
     <w:qFormat/>
     <w:rsid w:val="00FC693F"/>
+    <w:pPr>
+      <w:widowControl/>
+      <w:spacing w:after="120" w:line="259" w:lineRule="auto"/>
+    </w:pPr>
+    <w:rPr>
+      <w:rFonts w:ascii="Arial" w:hAnsi="Arial"/>
+      <w:color w:val="000000"/>
+      <w:sz w:val="22"/>
+      <w:lang w:val="en-US"/>
+    </w:rPr>
   </w:style>
   <w:style w:type="paragraph" w:styleId="Header">
     <w:name w:val="header"/>
@@ -772,18 +820,17 @@
     <w:qFormat/>
     <w:rsid w:val="00FC693F"/>
     <w:pPr>
-      <w:pBdr>
-        <w:bottom w:val="single" w:sz="8" w:space="4" w:color="4F81BD" w:themeColor="accent1"/>
-      </w:pBdr>
-      <w:spacing w:after="300" w:line="240" w:lineRule="auto"/>
+      <w:keepNext/>
+      <w:spacing w:after="280" w:line="240" w:lineRule="auto"/>
       <w:contextualSpacing/>
     </w:pPr>
     <w:rPr>
-      <w:rFonts w:asciiTheme="majorHAnsi" w:eastAsiaTheme="majorEastAsia" w:hAnsiTheme="majorHAnsi" w:cstheme="majorBidi"/>
-      <w:color w:val="17365D" w:themeColor="text2" w:themeShade="BF"/>
+      <w:rFonts w:asciiTheme="majorHAnsi" w:eastAsiaTheme="majorEastAsia" w:hAnsiTheme="majorHAnsi" w:cstheme="majorBidi" w:ascii="Arial" w:hAnsi="Arial"/>
+      <w:b/>
+      <w:color w:val="000000"/>
       <w:spacing w:val="5"/>
       <w:kern w:val="28"/>
-      <w:sz w:val="52"/>
+      <w:sz w:val="34"/>
       <w:szCs w:val="52"/>
     </w:rPr>
   </w:style>
@@ -1259,9 +1306,6 @@
     <w:qFormat/>
     <w:rsid w:val="00FC693F"/>
     <w:pPr>
-      <w:pBdr>
-        <w:bottom w:val="single" w:sz="4" w:space="4" w:color="4F81BD" w:themeColor="accent1"/>
-      </w:pBdr>
       <w:spacing w:before="200" w:after="280"/>
       <w:ind w:left="936" w:right="936"/>
     </w:pPr>

--- a/en/wisdom-stories/we-are-rich.docx
+++ b/en/wisdom-stories/we-are-rich.docx
@@ -19,7 +19,7 @@
     <w:p>
       <w:pPr/>
       <w:r>
-        <w:t>He suspended taxes for three years and ordered that people work for their own households. He even sent the palace workers home. By the end of that time, the people were prospering.</w:t>
+        <w:t>He immediately issued a decree ordering the people to work only for themselves for three years. He even sent the palace workers home. At the end of three years, the people who worked for themselves and paid no taxes reached abundance.</w:t>
       </w:r>
     </w:p>
     <w:p>
@@ -64,7 +64,7 @@
         <w:spacing w:after="80"/>
       </w:pPr>
       <w:r>
-        <w:t>“When our people are poor, we are poor. When they prosper, so do we.”</w:t>
+        <w:t>“When our people are poor, we are poor, and their wealth is our wealth.”</w:t>
       </w:r>
     </w:p>
     <w:p>
@@ -77,11 +77,9 @@
         <w:rPr>
           <w:b/>
         </w:rPr>
-        <w:t>Moral:</w:t>
+        <w:t>Moral: True wealth is not in the treasury, but in the people’s well-being. What makes a leader great is not the post, but the work done for the people in that post.</w:t>
       </w:r>
-      <w:r>
-        <w:t xml:space="preserve"> True wealth is not in the treasury, but in the people’s well-being. A leader’s greatness lies not in the post, but in the meaning given to that post.</w:t>
-      </w:r>
+      <w:r/>
     </w:p>
     <w:p>
       <w:pPr>
@@ -92,7 +90,7 @@
           <w:i/>
           <w:sz w:val="18"/>
         </w:rPr>
-        <w:t>Source: Publicly available internet sources.</w:t>
+        <w:t>Stories are taken from open Internet sources; illustrations were created with AI.</w:t>
       </w:r>
     </w:p>
     <w:sectPr>

--- a/en/wisdom-stories/we-are-rich.docx
+++ b/en/wisdom-stories/we-are-rich.docx
@@ -40,7 +40,7 @@
         <w:rPr>
           <w:lang/>
         </w:rPr>
-        <w:t>He immediately decreed that, for three years, the people would pay no taxes and owe no labour to the imperial court. He even postponed repairs to the palace so that they could devote their efforts to supporting themselves.</w:t>
+        <w:t xml:space="preserve">He immediately decreed that, for three years, the people would pay no taxes and owe no labor to the imperial court. He even postponed repairs to the palace so that they could devote their efforts to supporting themselves.</w:t>
       </w:r>
     </w:p>
     <w:p>
